--- a/05_Website_Angular/docs/reviewer-4/00_Simple_Study_Guide_9_Parts.docx
+++ b/05_Website_Angular/docs/reviewer-4/00_Simple_Study_Guide_9_Parts.docx
@@ -6636,7 +6636,7 @@
           <w:color w:val="1B222E"/>
           <w:sz w:val="22"/>
         </w:rPr>
-        <w:t>Validate the weights against many recruiters, add more companies, widen the skill vocabulary, and add collaborative filtering that a single-company pilot cannot support.</w:t>
+        <w:t>Validate the weights against many recruiters, add more companies, and add collaborative filtering that a single-company pilot cannot support. The skill vocabulary has already been widened from 25 terms to 104 across ten industries.</w:t>
       </w:r>
     </w:p>
     <w:p>
@@ -8330,7 +8330,7 @@
               <w:rPr>
                 <w:sz w:val="20"/>
               </w:rPr>
-              <w:t>Weight validation, more companies, and a wider skill vocabulary.</w:t>
+              <w:t>Weight validation and more companies. The skill vocabulary has already been widened to 104 terms across ten industries.</w:t>
             </w:r>
           </w:p>
         </w:tc>
@@ -8908,7 +8908,7 @@
           <w:color w:val="1B222E"/>
           <w:sz w:val="21"/>
         </w:rPr>
-        <w:t>Our synonym list covers about 72% of terms; the rest need the exact word.</w:t>
+        <w:t>Our synonym list covers 81.7% of terms (85 of 104); the rest need the exact word, and most of those are product names like Git, Windows, Canva and Figma that have no real synonym.</w:t>
       </w:r>
     </w:p>
     <w:p>
@@ -8929,7 +8929,7 @@
           <w:color w:val="1B222E"/>
           <w:sz w:val="21"/>
         </w:rPr>
-        <w:t>We chose the safe direction (a missed synonym costs the applicant, but a wrong match never credits a skill they lack), and widening the list is our top future improvement.</w:t>
+        <w:t>We chose the safe direction: a missed synonym costs the applicant, but a wrong match never credits a skill they lack. We have widened the list from 25 terms to 104 across ten industries, and coverage rose 63.6% to 72.0% to 81.7% as we did.</w:t>
       </w:r>
     </w:p>
     <w:p>
@@ -10252,6 +10252,26 @@
           <w:sz w:val="22"/>
         </w:rPr>
         <w:t>25. Interview scheduling: A recruiter can attach a proposed date, length and place to an interview invitation. The email carries an Add-to-Google-Calendar button and a calendar file. We do NOT manage availability, rescheduling or room booking, and we never read or write anyone’s calendar for them.</w:t>
+      </w:r>
+      <w:r>
+        <w:rPr>
+          <w:b w:val="0"/>
+          <w:color w:val="1B222E"/>
+          <w:sz w:val="22"/>
+        </w:rPr>
+      </w:r>
+    </w:p>
+    <w:p>
+      <w:pPr>
+        <w:spacing w:before="0" w:after="80"/>
+      </w:pPr>
+      <w:r>
+        <w:rPr>
+          <w:b/>
+          <w:color w:val="183B66"/>
+          <w:sz w:val="22"/>
+        </w:rPr>
+        <w:t>26. Skill catalogue: The system knows 104 skills across ten industries (graphic design, IT support, web development, BPO, medical, driver, office management, finance, HR, recruitment). A recruiter can browse them by industry when writing an opening. Synonym coverage is 81.7%, up from 72.0% and 63.6% as the catalogue grew.</w:t>
       </w:r>
       <w:r>
         <w:rPr>

--- a/05_Website_Angular/docs/reviewer-4/00_Simple_Study_Guide_9_Parts.docx
+++ b/05_Website_Angular/docs/reviewer-4/00_Simple_Study_Guide_9_Parts.docx
@@ -6628,7 +6628,7 @@
           <w:color w:val="1B6B45"/>
           <w:sz w:val="22"/>
         </w:rPr>
-        <w:t xml:space="preserve">Say this:  </w:t>
+        <w:t>Say this:  Validate the weights against many recruiters, add more companies, and add collaborative filtering that a single-company pilot cannot support. The skill vocabulary has already been widened from 25 terms to 226 across eighteen industries.</w:t>
       </w:r>
       <w:r>
         <w:rPr>
@@ -6636,7 +6636,6 @@
           <w:color w:val="1B222E"/>
           <w:sz w:val="22"/>
         </w:rPr>
-        <w:t>Validate the weights against many recruiters, add more companies, and add collaborative filtering that a single-company pilot cannot support. The skill vocabulary has already been widened from 25 terms to 104 across ten industries.</w:t>
       </w:r>
     </w:p>
     <w:p>
@@ -8330,7 +8329,7 @@
               <w:rPr>
                 <w:sz w:val="20"/>
               </w:rPr>
-              <w:t>Weight validation and more companies. The skill vocabulary has already been widened to 104 terms across ten industries.</w:t>
+              <w:t>Weight validation and more companies. The skill vocabulary has already been widened to 226 terms across eighteen industries.</w:t>
             </w:r>
           </w:p>
         </w:tc>
@@ -8900,7 +8899,7 @@
           <w:color w:val="183B66"/>
           <w:sz w:val="21"/>
         </w:rPr>
-        <w:t xml:space="preserve">Explain it:  </w:t>
+        <w:t>Explain it:  Our synonym list covers 63.3% of terms (143 of 226); the rest need the exact word, and most of those are product names like Git, Windows, Canva and Figma that have no real synonym.</w:t>
       </w:r>
       <w:r>
         <w:rPr>
@@ -8908,7 +8907,6 @@
           <w:color w:val="1B222E"/>
           <w:sz w:val="21"/>
         </w:rPr>
-        <w:t>Our synonym list covers 81.7% of terms (85 of 104); the rest need the exact word, and most of those are product names like Git, Windows, Canva and Figma that have no real synonym.</w:t>
       </w:r>
     </w:p>
     <w:p>
@@ -8921,7 +8919,7 @@
           <w:color w:val="1B6B45"/>
           <w:sz w:val="21"/>
         </w:rPr>
-        <w:t xml:space="preserve">Fix / defend:  </w:t>
+        <w:t>Fix / defend:  We chose the safe direction: a missed synonym costs the applicant, but a wrong match never credits a skill they lack. We have widened the list from 25 terms to 226 across eighteen industries, and 143 of the 226 (63.3%) now carry at least one synonym.</w:t>
       </w:r>
       <w:r>
         <w:rPr>
@@ -8929,7 +8927,6 @@
           <w:color w:val="1B222E"/>
           <w:sz w:val="21"/>
         </w:rPr>
-        <w:t>We chose the safe direction: a missed synonym costs the applicant, but a wrong match never credits a skill they lack. We have widened the list from 25 terms to 104 across ten industries, and coverage rose 63.6% to 72.0% to 81.7% as we did.</w:t>
       </w:r>
     </w:p>
     <w:p>
@@ -10271,7 +10268,7 @@
           <w:color w:val="183B66"/>
           <w:sz w:val="22"/>
         </w:rPr>
-        <w:t>26. Skill catalogue: The system knows 104 skills across ten industries (graphic design, IT support, web development, BPO, medical, driver, office management, finance, HR, recruitment). A recruiter can browse them by industry when writing an opening. Synonym coverage is 81.7%, up from 72.0% and 63.6% as the catalogue grew.</w:t>
+        <w:t>26. Skill catalogue: The system knows 226 skills across eighteen industries (BPO, IT support, web development, graphic design, medical field, driver, office management, finance, HR, recruitment, sales and marketing, hospitality and food service, security and safety, logistics and warehousing, education and training, data and analytics, engineering and trades, and a general set). A recruiter can browse them by industry when writing an opening. 143 of the 226 (63.3%) carry at least one synonym; 192 synonym forms fold onto them, giving 418 vocabulary entries in total.</w:t>
       </w:r>
       <w:r>
         <w:rPr>
